--- a/storage/921fb859-4029-471b-b713-68bd21695315.docx
+++ b/storage/921fb859-4029-471b-b713-68bd21695315.docx
@@ -6,7 +6,7 @@
     <w:p>
       <w:pPr>
         <w:pStyle w:val="Normal"/>
-        <w:spacing w:before="274" w:after="274"/>
+        <w:spacing w:before="284" w:after="284"/>
         <w:ind w:left="0"/>
         <w:jc w:val="left"/>
       </w:pPr>
@@ -23,7 +23,7 @@
     <w:p>
       <w:pPr>
         <w:pStyle w:val="Normal"/>
-        <w:spacing w:before="274" w:after="274"/>
+        <w:spacing w:before="284" w:after="284"/>
         <w:ind w:left="0"/>
         <w:jc w:val="left"/>
       </w:pPr>
@@ -330,7 +330,7 @@
     <w:p>
       <w:pPr>
         <w:pStyle w:val="Normal"/>
-        <w:spacing w:before="274" w:after="274"/>
+        <w:spacing w:before="284" w:after="284"/>
         <w:ind w:left="0"/>
         <w:jc w:val="left"/>
       </w:pPr>
@@ -556,41 +556,6 @@
           <w:color w:val="000000"/>
         </w:rPr>
         <w:t xml:space="preserve"> </w:t>
-      </w:r>
-      <w:r>
-        <w:rPr>
-          <w:rStyle w:val="DefaultParagraphFont"/>
-          <w:rFonts w:ascii="Times New Roman" w:hAnsi="Times New Roman"/>
-          <w:b/>
-          <w:color w:val="000000"/>
-        </w:rPr>
-        <w:t xml:space="preserve">{{ </w:t>
-      </w:r>
-      <w:r>
-        <w:rPr>
-          <w:rStyle w:val="DefaultParagraphFont"/>
-          <w:rFonts w:ascii="Times New Roman" w:hAnsi="Times New Roman"/>
-          <w:b/>
-          <w:color w:val="000000"/>
-        </w:rPr>
-        <w:t>issue_place</w:t>
-      </w:r>
-      <w:r>
-        <w:rPr>
-          <w:rStyle w:val="DefaultParagraphFont"/>
-          <w:rFonts w:ascii="Times New Roman" w:hAnsi="Times New Roman"/>
-          <w:b/>
-          <w:color w:val="000000"/>
-        </w:rPr>
-        <w:t xml:space="preserve"> }}</w:t>
-      </w:r>
-      <w:r>
-        <w:rPr>
-          <w:rStyle w:val="DefaultParagraphFont"/>
-          <w:rFonts w:ascii="Times New Roman" w:hAnsi="Times New Roman"/>
-          <w:color w:val="000000"/>
-        </w:rPr>
-        <w:t xml:space="preserve">, </w:t>
       </w:r>
       <w:r>
         <w:rPr>
@@ -873,7 +838,7 @@
     <w:p>
       <w:pPr>
         <w:pStyle w:val="Normal"/>
-        <w:spacing w:before="274" w:after="274"/>
+        <w:spacing w:before="284" w:after="284"/>
         <w:ind w:left="0"/>
         <w:jc w:val="left"/>
       </w:pPr>
@@ -1385,7 +1350,7 @@
     <w:p>
       <w:pPr>
         <w:pStyle w:val="Normal"/>
-        <w:spacing w:before="274" w:after="274"/>
+        <w:spacing w:before="284" w:after="284"/>
         <w:ind w:left="0"/>
         <w:jc w:val="left"/>
       </w:pPr>
@@ -1657,7 +1622,7 @@
     <w:p>
       <w:pPr>
         <w:pStyle w:val="Normal"/>
-        <w:spacing w:before="274" w:after="274"/>
+        <w:spacing w:before="284" w:after="284"/>
         <w:ind w:left="0"/>
         <w:jc w:val="left"/>
       </w:pPr>
@@ -1785,7 +1750,7 @@
     <w:p>
       <w:pPr>
         <w:pStyle w:val="Normal"/>
-        <w:spacing w:before="274" w:after="274"/>
+        <w:spacing w:before="284" w:after="284"/>
         <w:ind w:left="0"/>
         <w:jc w:val="left"/>
       </w:pPr>
@@ -1868,7 +1833,7 @@
     <w:p>
       <w:pPr>
         <w:pStyle w:val="Normal"/>
-        <w:spacing w:before="274" w:after="274"/>
+        <w:spacing w:before="284" w:after="284"/>
         <w:ind w:left="0"/>
         <w:jc w:val="left"/>
       </w:pPr>
@@ -1884,7 +1849,7 @@
     <w:p>
       <w:pPr>
         <w:pStyle w:val="Normal"/>
-        <w:spacing w:before="274" w:after="274"/>
+        <w:spacing w:before="284" w:after="284"/>
         <w:ind w:left="0"/>
         <w:jc w:val="left"/>
       </w:pPr>
